--- a/templates/4la-TTr-DeNghiThanhToan.docx
+++ b/templates/4la-TTr-DeNghiThanhToan.docx
@@ -32,14 +32,16 @@
               <w:rPr>
                 <w:sz w:val="26"/>
                 <w:szCs w:val="26"/>
+                <w:lang w:val="en-US"/>
               </w:rPr>
             </w:pPr>
             <w:r>
               <w:rPr>
                 <w:sz w:val="26"/>
                 <w:szCs w:val="26"/>
-              </w:rPr>
-              <w:t>ĐỘI QUẢN LÝ ĐIỆN XUÂN LỘC</w:t>
+                <w:lang w:val="en-US"/>
+              </w:rPr>
+              <w:t>ĐIỆN LỰC XUÂN LỘC</w:t>
             </w:r>
           </w:p>
           <w:p>
@@ -604,7 +606,14 @@
           <w:sz w:val="26"/>
           <w:szCs w:val="26"/>
         </w:rPr>
-        <w:t>Kính gửi: Đội trưởng Đội quản lý điện Xuân Lộc</w:t>
+        <w:t xml:space="preserve">Kính gửi: </w:t>
+      </w:r>
+      <w:r>
+        <w:rPr>
+          <w:sz w:val="26"/>
+          <w:szCs w:val="26"/>
+        </w:rPr>
+        <w:t>Trưởng Điện lực Xuân Lộc</w:t>
       </w:r>
     </w:p>
     <w:p>
@@ -669,7 +678,7 @@
           <w:sz w:val="26"/>
           <w:szCs w:val="26"/>
         </w:rPr>
-        <w:t xml:space="preserve"> đã được Đội trưởng phê duyệt.</w:t>
+        <w:t xml:space="preserve"> đã được  phê duyệt.</w:t>
       </w:r>
     </w:p>
     <w:p>
@@ -687,7 +696,21 @@
           <w:sz w:val="26"/>
           <w:szCs w:val="26"/>
         </w:rPr>
-        <w:t>Tổ Kinh doanh kính trình Đội trưởng duyệt thanh toán chi phí trên với nội dung như sau:</w:t>
+        <w:t xml:space="preserve">Tổ Kinh doanh kính trình </w:t>
+      </w:r>
+      <w:r>
+        <w:rPr>
+          <w:sz w:val="26"/>
+          <w:szCs w:val="26"/>
+        </w:rPr>
+        <w:t>Trưởng Điện lực</w:t>
+      </w:r>
+      <w:r>
+        <w:rPr>
+          <w:sz w:val="26"/>
+          <w:szCs w:val="26"/>
+        </w:rPr>
+        <w:t xml:space="preserve"> duyệt thanh toán chi phí trên với nội dung như sau:</w:t>
       </w:r>
     </w:p>
     <w:tbl>
@@ -1000,7 +1023,6 @@
               </w:rPr>
               <w:t>{</w:t>
             </w:r>
-            <w:proofErr w:type="spellStart"/>
             <w:r>
               <w:rPr>
                 <w:noProof w:val="0"/>
@@ -1010,7 +1032,6 @@
               </w:rPr>
               <w:t>SoHoaDon</w:t>
             </w:r>
-            <w:proofErr w:type="spellEnd"/>
             <w:r>
               <w:rPr>
                 <w:noProof w:val="0"/>
@@ -2052,7 +2073,6 @@
                 <w:lang w:val="en-US" w:eastAsia="vi-VN"/>
               </w:rPr>
             </w:pPr>
-            <w:proofErr w:type="spellStart"/>
             <w:r>
               <w:rPr>
                 <w:noProof w:val="0"/>
@@ -2061,75 +2081,8 @@
                 <w:szCs w:val="24"/>
                 <w:lang w:val="en-US" w:eastAsia="vi-VN"/>
               </w:rPr>
-              <w:t>Bảng</w:t>
-            </w:r>
-            <w:proofErr w:type="spellEnd"/>
-            <w:r>
-              <w:rPr>
-                <w:noProof w:val="0"/>
-                <w:color w:val="000000"/>
-                <w:sz w:val="24"/>
-                <w:szCs w:val="24"/>
-                <w:lang w:val="en-US" w:eastAsia="vi-VN"/>
-              </w:rPr>
-              <w:t xml:space="preserve"> </w:t>
-            </w:r>
-            <w:proofErr w:type="spellStart"/>
-            <w:r>
-              <w:rPr>
-                <w:noProof w:val="0"/>
-                <w:color w:val="000000"/>
-                <w:sz w:val="24"/>
-                <w:szCs w:val="24"/>
-                <w:lang w:val="en-US" w:eastAsia="vi-VN"/>
-              </w:rPr>
-              <w:t>kê</w:t>
-            </w:r>
-            <w:proofErr w:type="spellEnd"/>
-            <w:r>
-              <w:rPr>
-                <w:noProof w:val="0"/>
-                <w:color w:val="000000"/>
-                <w:sz w:val="24"/>
-                <w:szCs w:val="24"/>
-                <w:lang w:val="en-US" w:eastAsia="vi-VN"/>
-              </w:rPr>
-              <w:t xml:space="preserve"> </w:t>
-            </w:r>
-            <w:proofErr w:type="spellStart"/>
-            <w:r>
-              <w:rPr>
-                <w:noProof w:val="0"/>
-                <w:color w:val="000000"/>
-                <w:sz w:val="24"/>
-                <w:szCs w:val="24"/>
-                <w:lang w:val="en-US" w:eastAsia="vi-VN"/>
-              </w:rPr>
-              <w:t>mua</w:t>
-            </w:r>
-            <w:proofErr w:type="spellEnd"/>
-            <w:r>
-              <w:rPr>
-                <w:noProof w:val="0"/>
-                <w:color w:val="000000"/>
-                <w:sz w:val="24"/>
-                <w:szCs w:val="24"/>
-                <w:lang w:val="en-US" w:eastAsia="vi-VN"/>
-              </w:rPr>
-              <w:t xml:space="preserve"> </w:t>
-            </w:r>
-            <w:proofErr w:type="spellStart"/>
-            <w:r>
-              <w:rPr>
-                <w:noProof w:val="0"/>
-                <w:color w:val="000000"/>
-                <w:sz w:val="24"/>
-                <w:szCs w:val="24"/>
-                <w:lang w:val="en-US" w:eastAsia="vi-VN"/>
-              </w:rPr>
-              <w:t>hàng</w:t>
-            </w:r>
-            <w:proofErr w:type="spellEnd"/>
+              <w:t>Bảng kê mua hàng</w:t>
+            </w:r>
           </w:p>
         </w:tc>
         <w:tc>
@@ -2277,7 +2230,6 @@
                 <w:lang w:val="en-US" w:eastAsia="vi-VN"/>
               </w:rPr>
             </w:pPr>
-            <w:proofErr w:type="spellStart"/>
             <w:r>
               <w:rPr>
                 <w:noProof w:val="0"/>
@@ -2286,75 +2238,8 @@
                 <w:szCs w:val="24"/>
                 <w:lang w:val="en-US" w:eastAsia="vi-VN"/>
               </w:rPr>
-              <w:t>Hóa</w:t>
-            </w:r>
-            <w:proofErr w:type="spellEnd"/>
-            <w:r>
-              <w:rPr>
-                <w:noProof w:val="0"/>
-                <w:color w:val="000000"/>
-                <w:sz w:val="24"/>
-                <w:szCs w:val="24"/>
-                <w:lang w:val="en-US" w:eastAsia="vi-VN"/>
-              </w:rPr>
-              <w:t xml:space="preserve"> </w:t>
-            </w:r>
-            <w:proofErr w:type="spellStart"/>
-            <w:r>
-              <w:rPr>
-                <w:noProof w:val="0"/>
-                <w:color w:val="000000"/>
-                <w:sz w:val="24"/>
-                <w:szCs w:val="24"/>
-                <w:lang w:val="en-US" w:eastAsia="vi-VN"/>
-              </w:rPr>
-              <w:t>đơn</w:t>
-            </w:r>
-            <w:proofErr w:type="spellEnd"/>
-            <w:r>
-              <w:rPr>
-                <w:noProof w:val="0"/>
-                <w:color w:val="000000"/>
-                <w:sz w:val="24"/>
-                <w:szCs w:val="24"/>
-                <w:lang w:val="en-US" w:eastAsia="vi-VN"/>
-              </w:rPr>
-              <w:t xml:space="preserve"> </w:t>
-            </w:r>
-            <w:proofErr w:type="spellStart"/>
-            <w:r>
-              <w:rPr>
-                <w:noProof w:val="0"/>
-                <w:color w:val="000000"/>
-                <w:sz w:val="24"/>
-                <w:szCs w:val="24"/>
-                <w:lang w:val="en-US" w:eastAsia="vi-VN"/>
-              </w:rPr>
-              <w:t>bán</w:t>
-            </w:r>
-            <w:proofErr w:type="spellEnd"/>
-            <w:r>
-              <w:rPr>
-                <w:noProof w:val="0"/>
-                <w:color w:val="000000"/>
-                <w:sz w:val="24"/>
-                <w:szCs w:val="24"/>
-                <w:lang w:val="en-US" w:eastAsia="vi-VN"/>
-              </w:rPr>
-              <w:t xml:space="preserve"> </w:t>
-            </w:r>
-            <w:proofErr w:type="spellStart"/>
-            <w:r>
-              <w:rPr>
-                <w:noProof w:val="0"/>
-                <w:color w:val="000000"/>
-                <w:sz w:val="24"/>
-                <w:szCs w:val="24"/>
-                <w:lang w:val="en-US" w:eastAsia="vi-VN"/>
-              </w:rPr>
-              <w:t>hàng</w:t>
-            </w:r>
-            <w:proofErr w:type="spellEnd"/>
+              <w:t>Hóa đơn bán hàng</w:t>
+            </w:r>
           </w:p>
         </w:tc>
         <w:tc>
@@ -2464,7 +2349,6 @@
                 <w:lang w:val="en-US" w:eastAsia="vi-VN"/>
               </w:rPr>
             </w:pPr>
-            <w:proofErr w:type="spellStart"/>
             <w:r>
               <w:rPr>
                 <w:b/>
@@ -2475,35 +2359,8 @@
                 <w:szCs w:val="24"/>
                 <w:lang w:val="en-US" w:eastAsia="vi-VN"/>
               </w:rPr>
-              <w:t>Tổng</w:t>
-            </w:r>
-            <w:proofErr w:type="spellEnd"/>
-            <w:r>
-              <w:rPr>
-                <w:b/>
-                <w:bCs/>
-                <w:noProof w:val="0"/>
-                <w:color w:val="000000"/>
-                <w:sz w:val="24"/>
-                <w:szCs w:val="24"/>
-                <w:lang w:val="en-US" w:eastAsia="vi-VN"/>
-              </w:rPr>
-              <w:t xml:space="preserve"> </w:t>
-            </w:r>
-            <w:proofErr w:type="spellStart"/>
-            <w:r>
-              <w:rPr>
-                <w:b/>
-                <w:bCs/>
-                <w:noProof w:val="0"/>
-                <w:color w:val="000000"/>
-                <w:sz w:val="24"/>
-                <w:szCs w:val="24"/>
-                <w:lang w:val="en-US" w:eastAsia="vi-VN"/>
-              </w:rPr>
-              <w:t>cộng</w:t>
-            </w:r>
-            <w:proofErr w:type="spellEnd"/>
+              <w:t>Tổng cộng</w:t>
+            </w:r>
           </w:p>
         </w:tc>
         <w:tc>
@@ -3008,15 +2865,9 @@
         <w:rPr>
           <w:b/>
           <w:bCs/>
-        </w:rPr>
-        <w:t>Đ</w:t>
-      </w:r>
-      <w:r>
-        <w:rPr>
-          <w:b/>
-          <w:bCs/>
-        </w:rPr>
-        <w:t>ội trưởng</w:t>
+          <w:lang w:val="en-US"/>
+        </w:rPr>
+        <w:t>Trưởng Điện lực</w:t>
       </w:r>
       <w:r>
         <w:rPr>

--- a/templates/4la-TTr-DeNghiThanhToan.docx
+++ b/templates/4la-TTr-DeNghiThanhToan.docx
@@ -72,87 +72,22 @@
           </w:p>
           <w:p>
             <w:pPr>
+              <w:jc w:val="center"/>
               <w:rPr>
                 <w:sz w:val="26"/>
                 <w:szCs w:val="26"/>
+                <w:vertAlign w:val="superscript"/>
+                <w:lang w:val="en-US"/>
               </w:rPr>
             </w:pPr>
             <w:r>
               <w:rPr>
                 <w:sz w:val="26"/>
                 <w:szCs w:val="26"/>
+                <w:vertAlign w:val="superscript"/>
                 <w:lang w:val="en-US"/>
               </w:rPr>
-              <mc:AlternateContent>
-                <mc:Choice Requires="wps">
-                  <w:drawing>
-                    <wp:anchor distT="0" distB="0" distL="114300" distR="114300" simplePos="0" relativeHeight="251664384" behindDoc="0" locked="0" layoutInCell="1" allowOverlap="1" wp14:anchorId="1C4F9D0C" wp14:editId="3548938D">
-                      <wp:simplePos x="0" y="0"/>
-                      <wp:positionH relativeFrom="column">
-                        <wp:posOffset>548005</wp:posOffset>
-                      </wp:positionH>
-                      <wp:positionV relativeFrom="paragraph">
-                        <wp:posOffset>81973</wp:posOffset>
-                      </wp:positionV>
-                      <wp:extent cx="1049655" cy="0"/>
-                      <wp:effectExtent l="0" t="0" r="17145" b="19050"/>
-                      <wp:wrapNone/>
-                      <wp:docPr id="1147397183" name=" 34"/>
-                      <wp:cNvGraphicFramePr>
-                        <a:graphicFrameLocks xmlns:a="http://schemas.openxmlformats.org/drawingml/2006/main"/>
-                      </wp:cNvGraphicFramePr>
-                      <a:graphic xmlns:a="http://schemas.openxmlformats.org/drawingml/2006/main">
-                        <a:graphicData uri="http://schemas.microsoft.com/office/word/2010/wordprocessingShape">
-                          <wps:wsp>
-                            <wps:cNvCnPr>
-                              <a:cxnSpLocks/>
-                            </wps:cNvCnPr>
-                            <wps:spPr bwMode="auto">
-                              <a:xfrm>
-                                <a:off x="0" y="0"/>
-                                <a:ext cx="1049655" cy="0"/>
-                              </a:xfrm>
-                              <a:prstGeom prst="line">
-                                <a:avLst/>
-                              </a:prstGeom>
-                              <a:noFill/>
-                              <a:ln w="9525">
-                                <a:solidFill>
-                                  <a:srgbClr val="000000"/>
-                                </a:solidFill>
-                                <a:round/>
-                                <a:headEnd/>
-                                <a:tailEnd/>
-                              </a:ln>
-                              <a:extLst>
-                                <a:ext uri="{909E8E84-426E-40DD-AFC4-6F175D3DCCD1}">
-                                  <a14:hiddenFill xmlns:a14="http://schemas.microsoft.com/office/drawing/2010/main">
-                                    <a:noFill/>
-                                  </a14:hiddenFill>
-                                </a:ext>
-                              </a:extLst>
-                            </wps:spPr>
-                            <wps:bodyPr/>
-                          </wps:wsp>
-                        </a:graphicData>
-                      </a:graphic>
-                      <wp14:sizeRelH relativeFrom="page">
-                        <wp14:pctWidth>0</wp14:pctWidth>
-                      </wp14:sizeRelH>
-                      <wp14:sizeRelV relativeFrom="page">
-                        <wp14:pctHeight>0</wp14:pctHeight>
-                      </wp14:sizeRelV>
-                    </wp:anchor>
-                  </w:drawing>
-                </mc:Choice>
-                <mc:Fallback>
-                  <w:pict>
-                    <v:line w14:anchorId="47D496FD" id=" 34" o:spid="_x0000_s1026" style="position:absolute;z-index:251664384;visibility:visible;mso-wrap-style:square;mso-width-percent:0;mso-height-percent:0;mso-wrap-distance-left:9pt;mso-wrap-distance-top:0;mso-wrap-distance-right:9pt;mso-wrap-distance-bottom:0;mso-position-horizontal:absolute;mso-position-horizontal-relative:text;mso-position-vertical:absolute;mso-position-vertical-relative:text;mso-width-percent:0;mso-height-percent:0;mso-width-relative:page;mso-height-relative:page" from="43.15pt,6.45pt" to="125.8pt,6.45pt" o:gfxdata="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">
-                      <o:lock v:ext="edit" shapetype="f"/>
-                    </v:line>
-                  </w:pict>
-                </mc:Fallback>
-              </mc:AlternateContent>
+              <w:t>________________</w:t>
             </w:r>
           </w:p>
           <w:p>
@@ -249,86 +184,56 @@
             <w:pPr>
               <w:jc w:val="center"/>
               <w:rPr>
+                <w:b/>
+                <w:bCs/>
                 <w:sz w:val="26"/>
                 <w:szCs w:val="26"/>
-              </w:rPr>
-            </w:pPr>
-            <w:r>
-              <w:rPr>
+                <w:vertAlign w:val="superscript"/>
+                <w:lang w:val="en-US"/>
+              </w:rPr>
+            </w:pPr>
+            <w:r>
+              <w:rPr>
+                <w:b/>
+                <w:bCs/>
                 <w:sz w:val="26"/>
                 <w:szCs w:val="26"/>
+                <w:vertAlign w:val="superscript"/>
+              </w:rPr>
+              <w:t>_</w:t>
+            </w:r>
+            <w:r>
+              <w:rPr>
+                <w:b/>
+                <w:bCs/>
+                <w:sz w:val="26"/>
+                <w:szCs w:val="26"/>
+                <w:vertAlign w:val="superscript"/>
                 <w:lang w:val="en-US"/>
               </w:rPr>
-              <mc:AlternateContent>
-                <mc:Choice Requires="wps">
-                  <w:drawing>
-                    <wp:anchor distT="0" distB="0" distL="114300" distR="114300" simplePos="0" relativeHeight="251665408" behindDoc="0" locked="0" layoutInCell="1" allowOverlap="1" wp14:anchorId="3C5158EC" wp14:editId="17CD2144">
-                      <wp:simplePos x="0" y="0"/>
-                      <wp:positionH relativeFrom="column">
-                        <wp:posOffset>1311910</wp:posOffset>
-                      </wp:positionH>
-                      <wp:positionV relativeFrom="paragraph">
-                        <wp:posOffset>98483</wp:posOffset>
-                      </wp:positionV>
-                      <wp:extent cx="1174115" cy="0"/>
-                      <wp:effectExtent l="0" t="0" r="26035" b="19050"/>
-                      <wp:wrapNone/>
-                      <wp:docPr id="1213843923" name=" 35"/>
-                      <wp:cNvGraphicFramePr>
-                        <a:graphicFrameLocks xmlns:a="http://schemas.openxmlformats.org/drawingml/2006/main"/>
-                      </wp:cNvGraphicFramePr>
-                      <a:graphic xmlns:a="http://schemas.openxmlformats.org/drawingml/2006/main">
-                        <a:graphicData uri="http://schemas.microsoft.com/office/word/2010/wordprocessingShape">
-                          <wps:wsp>
-                            <wps:cNvCnPr>
-                              <a:cxnSpLocks/>
-                            </wps:cNvCnPr>
-                            <wps:spPr bwMode="auto">
-                              <a:xfrm>
-                                <a:off x="0" y="0"/>
-                                <a:ext cx="1174115" cy="0"/>
-                              </a:xfrm>
-                              <a:prstGeom prst="line">
-                                <a:avLst/>
-                              </a:prstGeom>
-                              <a:noFill/>
-                              <a:ln w="9525">
-                                <a:solidFill>
-                                  <a:srgbClr val="000000"/>
-                                </a:solidFill>
-                                <a:round/>
-                                <a:headEnd/>
-                                <a:tailEnd/>
-                              </a:ln>
-                              <a:extLst>
-                                <a:ext uri="{909E8E84-426E-40DD-AFC4-6F175D3DCCD1}">
-                                  <a14:hiddenFill xmlns:a14="http://schemas.microsoft.com/office/drawing/2010/main">
-                                    <a:noFill/>
-                                  </a14:hiddenFill>
-                                </a:ext>
-                              </a:extLst>
-                            </wps:spPr>
-                            <wps:bodyPr/>
-                          </wps:wsp>
-                        </a:graphicData>
-                      </a:graphic>
-                      <wp14:sizeRelH relativeFrom="page">
-                        <wp14:pctWidth>0</wp14:pctWidth>
-                      </wp14:sizeRelH>
-                      <wp14:sizeRelV relativeFrom="page">
-                        <wp14:pctHeight>0</wp14:pctHeight>
-                      </wp14:sizeRelV>
-                    </wp:anchor>
-                  </w:drawing>
-                </mc:Choice>
-                <mc:Fallback>
-                  <w:pict>
-                    <v:line w14:anchorId="7E47B492" id=" 35" o:spid="_x0000_s1026" style="position:absolute;z-index:251665408;visibility:visible;mso-wrap-style:square;mso-width-percent:0;mso-height-percent:0;mso-wrap-distance-left:9pt;mso-wrap-distance-top:0;mso-wrap-distance-right:9pt;mso-wrap-distance-bottom:0;mso-position-horizontal:absolute;mso-position-horizontal-relative:text;mso-position-vertical:absolute;mso-position-vertical-relative:text;mso-width-percent:0;mso-height-percent:0;mso-width-relative:page;mso-height-relative:page" from="103.3pt,7.75pt" to="195.75pt,7.75pt" o:gfxdata="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">
-                      <o:lock v:ext="edit" shapetype="f"/>
-                    </v:line>
-                  </w:pict>
-                </mc:Fallback>
-              </mc:AlternateContent>
+              <w:t>_________</w:t>
+            </w:r>
+            <w:r>
+              <w:rPr>
+                <w:b/>
+                <w:bCs/>
+                <w:sz w:val="26"/>
+                <w:szCs w:val="26"/>
+                <w:vertAlign w:val="superscript"/>
+                <w:lang w:val="en-US"/>
+              </w:rPr>
+              <w:t>__________________</w:t>
+            </w:r>
+            <w:r>
+              <w:rPr>
+                <w:b/>
+                <w:bCs/>
+                <w:sz w:val="26"/>
+                <w:szCs w:val="26"/>
+                <w:vertAlign w:val="superscript"/>
+                <w:lang w:val="en-US"/>
+              </w:rPr>
+              <w:t>___________</w:t>
             </w:r>
           </w:p>
           <w:p>
@@ -996,6 +901,7 @@
               </w:rPr>
               <w:t>#</w:t>
             </w:r>
+            <w:proofErr w:type="gramStart"/>
             <w:r>
               <w:rPr>
                 <w:bCs/>
@@ -1023,6 +929,8 @@
               </w:rPr>
               <w:t>{</w:t>
             </w:r>
+            <w:proofErr w:type="spellStart"/>
+            <w:proofErr w:type="gramEnd"/>
             <w:r>
               <w:rPr>
                 <w:noProof w:val="0"/>
@@ -1032,6 +940,7 @@
               </w:rPr>
               <w:t>SoHoaDon</w:t>
             </w:r>
+            <w:proofErr w:type="spellEnd"/>
             <w:r>
               <w:rPr>
                 <w:noProof w:val="0"/>
@@ -2073,6 +1982,7 @@
                 <w:lang w:val="en-US" w:eastAsia="vi-VN"/>
               </w:rPr>
             </w:pPr>
+            <w:proofErr w:type="spellStart"/>
             <w:r>
               <w:rPr>
                 <w:noProof w:val="0"/>
@@ -2081,8 +1991,75 @@
                 <w:szCs w:val="24"/>
                 <w:lang w:val="en-US" w:eastAsia="vi-VN"/>
               </w:rPr>
-              <w:t>Bảng kê mua hàng</w:t>
-            </w:r>
+              <w:t>Bảng</w:t>
+            </w:r>
+            <w:proofErr w:type="spellEnd"/>
+            <w:r>
+              <w:rPr>
+                <w:noProof w:val="0"/>
+                <w:color w:val="000000"/>
+                <w:sz w:val="24"/>
+                <w:szCs w:val="24"/>
+                <w:lang w:val="en-US" w:eastAsia="vi-VN"/>
+              </w:rPr>
+              <w:t xml:space="preserve"> </w:t>
+            </w:r>
+            <w:proofErr w:type="spellStart"/>
+            <w:r>
+              <w:rPr>
+                <w:noProof w:val="0"/>
+                <w:color w:val="000000"/>
+                <w:sz w:val="24"/>
+                <w:szCs w:val="24"/>
+                <w:lang w:val="en-US" w:eastAsia="vi-VN"/>
+              </w:rPr>
+              <w:t>kê</w:t>
+            </w:r>
+            <w:proofErr w:type="spellEnd"/>
+            <w:r>
+              <w:rPr>
+                <w:noProof w:val="0"/>
+                <w:color w:val="000000"/>
+                <w:sz w:val="24"/>
+                <w:szCs w:val="24"/>
+                <w:lang w:val="en-US" w:eastAsia="vi-VN"/>
+              </w:rPr>
+              <w:t xml:space="preserve"> </w:t>
+            </w:r>
+            <w:proofErr w:type="spellStart"/>
+            <w:r>
+              <w:rPr>
+                <w:noProof w:val="0"/>
+                <w:color w:val="000000"/>
+                <w:sz w:val="24"/>
+                <w:szCs w:val="24"/>
+                <w:lang w:val="en-US" w:eastAsia="vi-VN"/>
+              </w:rPr>
+              <w:t>mua</w:t>
+            </w:r>
+            <w:proofErr w:type="spellEnd"/>
+            <w:r>
+              <w:rPr>
+                <w:noProof w:val="0"/>
+                <w:color w:val="000000"/>
+                <w:sz w:val="24"/>
+                <w:szCs w:val="24"/>
+                <w:lang w:val="en-US" w:eastAsia="vi-VN"/>
+              </w:rPr>
+              <w:t xml:space="preserve"> </w:t>
+            </w:r>
+            <w:proofErr w:type="spellStart"/>
+            <w:r>
+              <w:rPr>
+                <w:noProof w:val="0"/>
+                <w:color w:val="000000"/>
+                <w:sz w:val="24"/>
+                <w:szCs w:val="24"/>
+                <w:lang w:val="en-US" w:eastAsia="vi-VN"/>
+              </w:rPr>
+              <w:t>hàng</w:t>
+            </w:r>
+            <w:proofErr w:type="spellEnd"/>
           </w:p>
         </w:tc>
         <w:tc>
@@ -2230,6 +2207,7 @@
                 <w:lang w:val="en-US" w:eastAsia="vi-VN"/>
               </w:rPr>
             </w:pPr>
+            <w:proofErr w:type="spellStart"/>
             <w:r>
               <w:rPr>
                 <w:noProof w:val="0"/>
@@ -2238,8 +2216,75 @@
                 <w:szCs w:val="24"/>
                 <w:lang w:val="en-US" w:eastAsia="vi-VN"/>
               </w:rPr>
-              <w:t>Hóa đơn bán hàng</w:t>
-            </w:r>
+              <w:t>Hóa</w:t>
+            </w:r>
+            <w:proofErr w:type="spellEnd"/>
+            <w:r>
+              <w:rPr>
+                <w:noProof w:val="0"/>
+                <w:color w:val="000000"/>
+                <w:sz w:val="24"/>
+                <w:szCs w:val="24"/>
+                <w:lang w:val="en-US" w:eastAsia="vi-VN"/>
+              </w:rPr>
+              <w:t xml:space="preserve"> </w:t>
+            </w:r>
+            <w:proofErr w:type="spellStart"/>
+            <w:r>
+              <w:rPr>
+                <w:noProof w:val="0"/>
+                <w:color w:val="000000"/>
+                <w:sz w:val="24"/>
+                <w:szCs w:val="24"/>
+                <w:lang w:val="en-US" w:eastAsia="vi-VN"/>
+              </w:rPr>
+              <w:t>đơn</w:t>
+            </w:r>
+            <w:proofErr w:type="spellEnd"/>
+            <w:r>
+              <w:rPr>
+                <w:noProof w:val="0"/>
+                <w:color w:val="000000"/>
+                <w:sz w:val="24"/>
+                <w:szCs w:val="24"/>
+                <w:lang w:val="en-US" w:eastAsia="vi-VN"/>
+              </w:rPr>
+              <w:t xml:space="preserve"> </w:t>
+            </w:r>
+            <w:proofErr w:type="spellStart"/>
+            <w:r>
+              <w:rPr>
+                <w:noProof w:val="0"/>
+                <w:color w:val="000000"/>
+                <w:sz w:val="24"/>
+                <w:szCs w:val="24"/>
+                <w:lang w:val="en-US" w:eastAsia="vi-VN"/>
+              </w:rPr>
+              <w:t>bán</w:t>
+            </w:r>
+            <w:proofErr w:type="spellEnd"/>
+            <w:r>
+              <w:rPr>
+                <w:noProof w:val="0"/>
+                <w:color w:val="000000"/>
+                <w:sz w:val="24"/>
+                <w:szCs w:val="24"/>
+                <w:lang w:val="en-US" w:eastAsia="vi-VN"/>
+              </w:rPr>
+              <w:t xml:space="preserve"> </w:t>
+            </w:r>
+            <w:proofErr w:type="spellStart"/>
+            <w:r>
+              <w:rPr>
+                <w:noProof w:val="0"/>
+                <w:color w:val="000000"/>
+                <w:sz w:val="24"/>
+                <w:szCs w:val="24"/>
+                <w:lang w:val="en-US" w:eastAsia="vi-VN"/>
+              </w:rPr>
+              <w:t>hàng</w:t>
+            </w:r>
+            <w:proofErr w:type="spellEnd"/>
           </w:p>
         </w:tc>
         <w:tc>
@@ -2349,6 +2394,7 @@
                 <w:lang w:val="en-US" w:eastAsia="vi-VN"/>
               </w:rPr>
             </w:pPr>
+            <w:proofErr w:type="spellStart"/>
             <w:r>
               <w:rPr>
                 <w:b/>
@@ -2359,8 +2405,35 @@
                 <w:szCs w:val="24"/>
                 <w:lang w:val="en-US" w:eastAsia="vi-VN"/>
               </w:rPr>
-              <w:t>Tổng cộng</w:t>
-            </w:r>
+              <w:t>Tổng</w:t>
+            </w:r>
+            <w:proofErr w:type="spellEnd"/>
+            <w:r>
+              <w:rPr>
+                <w:b/>
+                <w:bCs/>
+                <w:noProof w:val="0"/>
+                <w:color w:val="000000"/>
+                <w:sz w:val="24"/>
+                <w:szCs w:val="24"/>
+                <w:lang w:val="en-US" w:eastAsia="vi-VN"/>
+              </w:rPr>
+              <w:t xml:space="preserve"> </w:t>
+            </w:r>
+            <w:proofErr w:type="spellStart"/>
+            <w:r>
+              <w:rPr>
+                <w:b/>
+                <w:bCs/>
+                <w:noProof w:val="0"/>
+                <w:color w:val="000000"/>
+                <w:sz w:val="24"/>
+                <w:szCs w:val="24"/>
+                <w:lang w:val="en-US" w:eastAsia="vi-VN"/>
+              </w:rPr>
+              <w:t>cộng</w:t>
+            </w:r>
+            <w:proofErr w:type="spellEnd"/>
           </w:p>
         </w:tc>
         <w:tc>
@@ -2453,7 +2526,7 @@
           <w:sz w:val="26"/>
           <w:szCs w:val="26"/>
         </w:rPr>
-        <w:t>Đội trưởng</w:t>
+        <w:t>Trưởng Điện lực</w:t>
       </w:r>
       <w:r>
         <w:rPr>
@@ -2865,7 +2938,6 @@
         <w:rPr>
           <w:b/>
           <w:bCs/>
-          <w:lang w:val="en-US"/>
         </w:rPr>
         <w:t>Trưởng Điện lực</w:t>
       </w:r>

--- a/templates/4la-TTr-DeNghiThanhToan.docx
+++ b/templates/4la-TTr-DeNghiThanhToan.docx
@@ -211,29 +211,7 @@
                 <w:vertAlign w:val="superscript"/>
                 <w:lang w:val="en-US"/>
               </w:rPr>
-              <w:t>_________</w:t>
-            </w:r>
-            <w:r>
-              <w:rPr>
-                <w:b/>
-                <w:bCs/>
-                <w:sz w:val="26"/>
-                <w:szCs w:val="26"/>
-                <w:vertAlign w:val="superscript"/>
-                <w:lang w:val="en-US"/>
-              </w:rPr>
-              <w:t>__________________</w:t>
-            </w:r>
-            <w:r>
-              <w:rPr>
-                <w:b/>
-                <w:bCs/>
-                <w:sz w:val="26"/>
-                <w:szCs w:val="26"/>
-                <w:vertAlign w:val="superscript"/>
-                <w:lang w:val="en-US"/>
-              </w:rPr>
-              <w:t>___________</w:t>
+              <w:t>______________________________________</w:t>
             </w:r>
           </w:p>
           <w:p>
@@ -252,6 +230,15 @@
                 <w:szCs w:val="26"/>
               </w:rPr>
               <w:t>Xuân Lộc</w:t>
+            </w:r>
+            <w:r>
+              <w:rPr>
+                <w:i/>
+                <w:sz w:val="26"/>
+                <w:szCs w:val="26"/>
+                <w:lang w:val="en-US"/>
+              </w:rPr>
+              <w:t>,</w:t>
             </w:r>
             <w:r>
               <w:rPr>
@@ -583,7 +570,22 @@
           <w:sz w:val="26"/>
           <w:szCs w:val="26"/>
         </w:rPr>
-        <w:t xml:space="preserve"> đã được  phê duyệt.</w:t>
+        <w:t xml:space="preserve"> đã được </w:t>
+      </w:r>
+      <w:r>
+        <w:rPr>
+          <w:sz w:val="26"/>
+          <w:szCs w:val="26"/>
+          <w:lang w:val="en-US"/>
+        </w:rPr>
+        <w:t>Trưởng Điện lực</w:t>
+      </w:r>
+      <w:r>
+        <w:rPr>
+          <w:sz w:val="26"/>
+          <w:szCs w:val="26"/>
+        </w:rPr>
+        <w:t xml:space="preserve"> phê duyệt.</w:t>
       </w:r>
     </w:p>
     <w:p>
@@ -1673,295 +1675,23 @@
             <w:tcW w:w="953" w:type="dxa"/>
             <w:noWrap/>
             <w:vAlign w:val="center"/>
-            <w:hideMark/>
           </w:tcPr>
           <w:p>
             <w:pPr>
+              <w:pStyle w:val="ListParagraph"/>
+              <w:numPr>
+                <w:ilvl w:val="0"/>
+                <w:numId w:val="10"/>
+              </w:numPr>
               <w:spacing w:before="120" w:after="120"/>
               <w:jc w:val="center"/>
               <w:rPr>
-                <w:noProof w:val="0"/>
                 <w:color w:val="000000"/>
                 <w:sz w:val="24"/>
                 <w:szCs w:val="24"/>
                 <w:lang w:eastAsia="vi-VN"/>
               </w:rPr>
             </w:pPr>
-            <w:r>
-              <w:rPr>
-                <w:noProof w:val="0"/>
-                <w:color w:val="000000"/>
-                <w:sz w:val="24"/>
-                <w:szCs w:val="24"/>
-                <w:lang w:eastAsia="vi-VN"/>
-              </w:rPr>
-              <w:t>1</w:t>
-            </w:r>
-          </w:p>
-        </w:tc>
-        <w:tc>
-          <w:tcPr>
-            <w:tcW w:w="3437" w:type="dxa"/>
-            <w:noWrap/>
-            <w:vAlign w:val="center"/>
-            <w:hideMark/>
-          </w:tcPr>
-          <w:p>
-            <w:pPr>
-              <w:spacing w:before="120" w:after="120"/>
-              <w:rPr>
-                <w:noProof w:val="0"/>
-                <w:color w:val="000000"/>
-                <w:sz w:val="24"/>
-                <w:szCs w:val="24"/>
-                <w:lang w:eastAsia="vi-VN"/>
-              </w:rPr>
-            </w:pPr>
-            <w:r>
-              <w:rPr>
-                <w:noProof w:val="0"/>
-                <w:color w:val="000000"/>
-                <w:sz w:val="24"/>
-                <w:szCs w:val="24"/>
-                <w:lang w:eastAsia="vi-VN"/>
-              </w:rPr>
-              <w:t>Tờ trình</w:t>
-            </w:r>
-            <w:r>
-              <w:rPr>
-                <w:noProof w:val="0"/>
-                <w:color w:val="000000"/>
-                <w:sz w:val="24"/>
-                <w:szCs w:val="24"/>
-                <w:lang w:eastAsia="vi-VN"/>
-              </w:rPr>
-              <w:t xml:space="preserve"> đề nghị thanh toán </w:t>
-            </w:r>
-          </w:p>
-        </w:tc>
-        <w:tc>
-          <w:tcPr>
-            <w:tcW w:w="2286" w:type="dxa"/>
-            <w:noWrap/>
-            <w:vAlign w:val="center"/>
-            <w:hideMark/>
-          </w:tcPr>
-          <w:p>
-            <w:pPr>
-              <w:spacing w:before="120" w:after="120"/>
-              <w:jc w:val="center"/>
-              <w:rPr>
-                <w:noProof w:val="0"/>
-                <w:color w:val="000000"/>
-                <w:sz w:val="24"/>
-                <w:szCs w:val="24"/>
-                <w:lang w:eastAsia="vi-VN"/>
-              </w:rPr>
-            </w:pPr>
-            <w:r>
-              <w:rPr>
-                <w:noProof w:val="0"/>
-                <w:color w:val="000000"/>
-                <w:sz w:val="24"/>
-                <w:szCs w:val="24"/>
-                <w:lang w:eastAsia="vi-VN"/>
-              </w:rPr>
-              <w:t xml:space="preserve">         </w:t>
-            </w:r>
-            <w:r>
-              <w:rPr>
-                <w:noProof w:val="0"/>
-                <w:color w:val="000000"/>
-                <w:sz w:val="24"/>
-                <w:szCs w:val="24"/>
-                <w:lang w:eastAsia="vi-VN"/>
-              </w:rPr>
-              <w:t>/KD</w:t>
-            </w:r>
-          </w:p>
-        </w:tc>
-        <w:tc>
-          <w:tcPr>
-            <w:tcW w:w="1445" w:type="dxa"/>
-            <w:noWrap/>
-            <w:vAlign w:val="center"/>
-            <w:hideMark/>
-          </w:tcPr>
-          <w:p>
-            <w:pPr>
-              <w:spacing w:before="120" w:after="120"/>
-              <w:jc w:val="center"/>
-              <w:rPr>
-                <w:noProof w:val="0"/>
-                <w:color w:val="000000"/>
-                <w:sz w:val="24"/>
-                <w:szCs w:val="24"/>
-                <w:lang w:eastAsia="vi-VN"/>
-              </w:rPr>
-            </w:pPr>
-            <w:r>
-              <w:rPr>
-                <w:i/>
-                <w:sz w:val="26"/>
-                <w:szCs w:val="26"/>
-                <w:lang w:val="en-US"/>
-              </w:rPr>
-              <w:t xml:space="preserve">      /</w:t>
-            </w:r>
-            <w:r>
-              <w:rPr>
-                <w:i/>
-                <w:sz w:val="26"/>
-                <w:szCs w:val="26"/>
-              </w:rPr>
-              <w:t>{Ngay</w:t>
-            </w:r>
-            <w:r>
-              <w:rPr>
-                <w:i/>
-                <w:sz w:val="26"/>
-                <w:szCs w:val="26"/>
-              </w:rPr>
-              <w:t xml:space="preserve"> </w:t>
-            </w:r>
-            <w:r>
-              <w:rPr>
-                <w:i/>
-                <w:sz w:val="26"/>
-                <w:szCs w:val="26"/>
-              </w:rPr>
-              <w:t xml:space="preserve">| </w:t>
-            </w:r>
-            <w:r>
-              <w:rPr>
-                <w:i/>
-                <w:sz w:val="26"/>
-                <w:szCs w:val="26"/>
-              </w:rPr>
-              <w:t>mm</w:t>
-            </w:r>
-            <w:r>
-              <w:rPr>
-                <w:i/>
-                <w:sz w:val="26"/>
-                <w:szCs w:val="26"/>
-              </w:rPr>
-              <w:t>}</w:t>
-            </w:r>
-            <w:r>
-              <w:rPr>
-                <w:i/>
-                <w:sz w:val="26"/>
-                <w:szCs w:val="26"/>
-                <w:lang w:val="en-US"/>
-              </w:rPr>
-              <w:t>/</w:t>
-            </w:r>
-            <w:r>
-              <w:rPr>
-                <w:i/>
-                <w:sz w:val="26"/>
-                <w:szCs w:val="26"/>
-              </w:rPr>
-              <w:t>{Ngay</w:t>
-            </w:r>
-            <w:r>
-              <w:rPr>
-                <w:i/>
-                <w:sz w:val="26"/>
-                <w:szCs w:val="26"/>
-              </w:rPr>
-              <w:t xml:space="preserve"> </w:t>
-            </w:r>
-            <w:r>
-              <w:rPr>
-                <w:i/>
-                <w:sz w:val="26"/>
-                <w:szCs w:val="26"/>
-              </w:rPr>
-              <w:t xml:space="preserve">| </w:t>
-            </w:r>
-            <w:r>
-              <w:rPr>
-                <w:i/>
-                <w:sz w:val="26"/>
-                <w:szCs w:val="26"/>
-              </w:rPr>
-              <w:t>yyyy</w:t>
-            </w:r>
-            <w:r>
-              <w:rPr>
-                <w:i/>
-                <w:sz w:val="26"/>
-                <w:szCs w:val="26"/>
-              </w:rPr>
-              <w:t>}</w:t>
-            </w:r>
-            <w:r>
-              <w:rPr>
-                <w:i/>
-                <w:sz w:val="26"/>
-                <w:szCs w:val="26"/>
-              </w:rPr>
-              <w:t xml:space="preserve">  </w:t>
-            </w:r>
-          </w:p>
-        </w:tc>
-        <w:tc>
-          <w:tcPr>
-            <w:tcW w:w="1111" w:type="dxa"/>
-            <w:noWrap/>
-            <w:vAlign w:val="center"/>
-            <w:hideMark/>
-          </w:tcPr>
-          <w:p>
-            <w:pPr>
-              <w:spacing w:before="120" w:after="120"/>
-              <w:jc w:val="center"/>
-              <w:rPr>
-                <w:noProof w:val="0"/>
-                <w:color w:val="000000"/>
-                <w:sz w:val="24"/>
-                <w:szCs w:val="24"/>
-                <w:lang w:eastAsia="vi-VN"/>
-              </w:rPr>
-            </w:pPr>
-          </w:p>
-        </w:tc>
-      </w:tr>
-      <w:tr>
-        <w:trPr>
-          <w:trHeight w:val="288"/>
-        </w:trPr>
-        <w:tc>
-          <w:tcPr>
-            <w:tcW w:w="953" w:type="dxa"/>
-            <w:noWrap/>
-            <w:vAlign w:val="center"/>
-            <w:hideMark/>
-          </w:tcPr>
-          <w:p>
-            <w:pPr>
-              <w:spacing w:before="120" w:after="120"/>
-              <w:jc w:val="center"/>
-              <w:rPr>
-                <w:noProof w:val="0"/>
-                <w:color w:val="000000"/>
-                <w:sz w:val="24"/>
-                <w:szCs w:val="24"/>
-                <w:lang w:eastAsia="vi-VN"/>
-              </w:rPr>
-            </w:pPr>
-            <w:r>
-              <w:rPr>
-                <w:noProof w:val="0"/>
-                <w:color w:val="000000"/>
-                <w:sz w:val="24"/>
-                <w:szCs w:val="24"/>
-                <w:lang w:eastAsia="vi-VN"/>
-              </w:rPr>
-              <w:t>2</w:t>
-            </w:r>
           </w:p>
         </w:tc>
         <w:tc>
@@ -2168,26 +1898,20 @@
           </w:tcPr>
           <w:p>
             <w:pPr>
+              <w:pStyle w:val="ListParagraph"/>
+              <w:numPr>
+                <w:ilvl w:val="0"/>
+                <w:numId w:val="10"/>
+              </w:numPr>
               <w:spacing w:before="120" w:after="120"/>
               <w:jc w:val="center"/>
               <w:rPr>
-                <w:noProof w:val="0"/>
                 <w:color w:val="000000"/>
                 <w:sz w:val="24"/>
                 <w:szCs w:val="24"/>
-                <w:lang w:val="en-US" w:eastAsia="vi-VN"/>
-              </w:rPr>
-            </w:pPr>
-            <w:r>
-              <w:rPr>
-                <w:noProof w:val="0"/>
-                <w:color w:val="000000"/>
-                <w:sz w:val="24"/>
-                <w:szCs w:val="24"/>
-                <w:lang w:val="en-US" w:eastAsia="vi-VN"/>
-              </w:rPr>
-              <w:t>3</w:t>
-            </w:r>
+                <w:lang w:eastAsia="vi-VN"/>
+              </w:rPr>
+            </w:pPr>
           </w:p>
         </w:tc>
         <w:tc>
@@ -2893,6 +2617,7 @@
         <w:rPr>
           <w:b/>
           <w:bCs/>
+          <w:lang w:val="en-US"/>
         </w:rPr>
       </w:pPr>
       <w:r>
@@ -2921,7 +2646,7 @@
           <w:b/>
           <w:bCs/>
         </w:rPr>
-        <w:t xml:space="preserve">của </w:t>
+        <w:t>của</w:t>
       </w:r>
     </w:p>
     <w:p>
@@ -2932,6 +2657,7 @@
         <w:rPr>
           <w:b/>
           <w:bCs/>
+          <w:lang w:val="en-US"/>
         </w:rPr>
       </w:pPr>
       <w:r>
@@ -2955,99 +2681,6 @@
         </w:rPr>
         <w:t>Phạm Quang Vĩnh Phú</w:t>
       </w:r>
-    </w:p>
-    <w:p>
-      <w:pPr>
-        <w:spacing w:after="120"/>
-        <w:contextualSpacing/>
-        <w:jc w:val="center"/>
-        <w:rPr>
-          <w:b/>
-          <w:bCs/>
-        </w:rPr>
-      </w:pPr>
-    </w:p>
-    <w:p>
-      <w:pPr>
-        <w:spacing w:after="120"/>
-        <w:contextualSpacing/>
-        <w:jc w:val="center"/>
-        <w:rPr>
-          <w:b/>
-          <w:bCs/>
-        </w:rPr>
-      </w:pPr>
-    </w:p>
-    <w:p>
-      <w:pPr>
-        <w:spacing w:after="120"/>
-        <w:contextualSpacing/>
-        <w:jc w:val="center"/>
-        <w:rPr>
-          <w:b/>
-          <w:bCs/>
-        </w:rPr>
-      </w:pPr>
-    </w:p>
-    <w:p>
-      <w:pPr>
-        <w:spacing w:after="120"/>
-        <w:contextualSpacing/>
-        <w:jc w:val="center"/>
-        <w:rPr>
-          <w:b/>
-          <w:bCs/>
-        </w:rPr>
-      </w:pPr>
-    </w:p>
-    <w:p>
-      <w:pPr>
-        <w:spacing w:after="120"/>
-        <w:contextualSpacing/>
-        <w:jc w:val="center"/>
-        <w:rPr>
-          <w:b/>
-          <w:bCs/>
-        </w:rPr>
-      </w:pPr>
-    </w:p>
-    <w:p>
-      <w:pPr>
-        <w:spacing w:after="120"/>
-        <w:contextualSpacing/>
-        <w:jc w:val="center"/>
-        <w:rPr>
-          <w:b/>
-          <w:bCs/>
-        </w:rPr>
-      </w:pPr>
-    </w:p>
-    <w:p>
-      <w:pPr>
-        <w:spacing w:after="120"/>
-        <w:contextualSpacing/>
-        <w:rPr>
-          <w:b/>
-          <w:bCs/>
-        </w:rPr>
-      </w:pPr>
-    </w:p>
-    <w:p>
-      <w:pPr>
-        <w:spacing w:after="120"/>
-        <w:contextualSpacing/>
-        <w:jc w:val="center"/>
-        <w:rPr>
-          <w:b/>
-          <w:bCs/>
-        </w:rPr>
-      </w:pPr>
-    </w:p>
-    <w:p>
-      <w:pPr>
-        <w:spacing w:after="120"/>
-        <w:contextualSpacing/>
-      </w:pPr>
     </w:p>
     <w:sectPr>
       <w:footerReference w:type="even" r:id="rId7"/>
@@ -3254,6 +2887,95 @@
     </w:lvl>
   </w:abstractNum>
   <w:abstractNum w:abstractNumId="1" w15:restartNumberingAfterBreak="0">
+    <w:nsid w:val="0E812F75"/>
+    <w:multiLevelType w:val="hybridMultilevel"/>
+    <w:tmpl w:val="A4A4D010"/>
+    <w:lvl w:ilvl="0" w:tplc="638EC724">
+      <w:start w:val="1"/>
+      <w:numFmt w:val="decimal"/>
+      <w:lvlText w:val="%1"/>
+      <w:lvlJc w:val="center"/>
+      <w:pPr>
+        <w:ind w:left="720" w:hanging="360"/>
+      </w:pPr>
+      <w:rPr>
+        <w:rFonts w:hint="default"/>
+      </w:rPr>
+    </w:lvl>
+    <w:lvl w:ilvl="1" w:tplc="FFFFFFFF" w:tentative="1">
+      <w:start w:val="1"/>
+      <w:numFmt w:val="lowerLetter"/>
+      <w:lvlText w:val="%2."/>
+      <w:lvlJc w:val="left"/>
+      <w:pPr>
+        <w:ind w:left="1440" w:hanging="360"/>
+      </w:pPr>
+    </w:lvl>
+    <w:lvl w:ilvl="2" w:tplc="FFFFFFFF" w:tentative="1">
+      <w:start w:val="1"/>
+      <w:numFmt w:val="lowerRoman"/>
+      <w:lvlText w:val="%3."/>
+      <w:lvlJc w:val="right"/>
+      <w:pPr>
+        <w:ind w:left="2160" w:hanging="180"/>
+      </w:pPr>
+    </w:lvl>
+    <w:lvl w:ilvl="3" w:tplc="FFFFFFFF" w:tentative="1">
+      <w:start w:val="1"/>
+      <w:numFmt w:val="decimal"/>
+      <w:lvlText w:val="%4."/>
+      <w:lvlJc w:val="left"/>
+      <w:pPr>
+        <w:ind w:left="2880" w:hanging="360"/>
+      </w:pPr>
+    </w:lvl>
+    <w:lvl w:ilvl="4" w:tplc="FFFFFFFF" w:tentative="1">
+      <w:start w:val="1"/>
+      <w:numFmt w:val="lowerLetter"/>
+      <w:lvlText w:val="%5."/>
+      <w:lvlJc w:val="left"/>
+      <w:pPr>
+        <w:ind w:left="3600" w:hanging="360"/>
+      </w:pPr>
+    </w:lvl>
+    <w:lvl w:ilvl="5" w:tplc="FFFFFFFF" w:tentative="1">
+      <w:start w:val="1"/>
+      <w:numFmt w:val="lowerRoman"/>
+      <w:lvlText w:val="%6."/>
+      <w:lvlJc w:val="right"/>
+      <w:pPr>
+        <w:ind w:left="4320" w:hanging="180"/>
+      </w:pPr>
+    </w:lvl>
+    <w:lvl w:ilvl="6" w:tplc="FFFFFFFF" w:tentative="1">
+      <w:start w:val="1"/>
+      <w:numFmt w:val="decimal"/>
+      <w:lvlText w:val="%7."/>
+      <w:lvlJc w:val="left"/>
+      <w:pPr>
+        <w:ind w:left="5040" w:hanging="360"/>
+      </w:pPr>
+    </w:lvl>
+    <w:lvl w:ilvl="7" w:tplc="FFFFFFFF" w:tentative="1">
+      <w:start w:val="1"/>
+      <w:numFmt w:val="lowerLetter"/>
+      <w:lvlText w:val="%8."/>
+      <w:lvlJc w:val="left"/>
+      <w:pPr>
+        <w:ind w:left="5760" w:hanging="360"/>
+      </w:pPr>
+    </w:lvl>
+    <w:lvl w:ilvl="8" w:tplc="FFFFFFFF" w:tentative="1">
+      <w:start w:val="1"/>
+      <w:numFmt w:val="lowerRoman"/>
+      <w:lvlText w:val="%9."/>
+      <w:lvlJc w:val="right"/>
+      <w:pPr>
+        <w:ind w:left="6480" w:hanging="180"/>
+      </w:pPr>
+    </w:lvl>
+  </w:abstractNum>
+  <w:abstractNum w:abstractNumId="2" w15:restartNumberingAfterBreak="0">
     <w:nsid w:val="166C6B7F"/>
     <w:multiLevelType w:val="hybridMultilevel"/>
     <w:tmpl w:val="C59C8CE2"/>
@@ -3366,7 +3088,7 @@
       </w:rPr>
     </w:lvl>
   </w:abstractNum>
-  <w:abstractNum w:abstractNumId="2" w15:restartNumberingAfterBreak="0">
+  <w:abstractNum w:abstractNumId="3" w15:restartNumberingAfterBreak="0">
     <w:nsid w:val="2EDE456B"/>
     <w:multiLevelType w:val="hybridMultilevel"/>
     <w:tmpl w:val="C0D88E76"/>
@@ -3458,7 +3180,93 @@
       </w:pPr>
     </w:lvl>
   </w:abstractNum>
-  <w:abstractNum w:abstractNumId="3" w15:restartNumberingAfterBreak="0">
+  <w:abstractNum w:abstractNumId="4" w15:restartNumberingAfterBreak="0">
+    <w:nsid w:val="309323B7"/>
+    <w:multiLevelType w:val="hybridMultilevel"/>
+    <w:tmpl w:val="BDB41A80"/>
+    <w:lvl w:ilvl="0" w:tplc="042A000F">
+      <w:start w:val="1"/>
+      <w:numFmt w:val="decimal"/>
+      <w:lvlText w:val="%1."/>
+      <w:lvlJc w:val="left"/>
+      <w:pPr>
+        <w:ind w:left="720" w:hanging="360"/>
+      </w:pPr>
+    </w:lvl>
+    <w:lvl w:ilvl="1" w:tplc="042A0019" w:tentative="1">
+      <w:start w:val="1"/>
+      <w:numFmt w:val="lowerLetter"/>
+      <w:lvlText w:val="%2."/>
+      <w:lvlJc w:val="left"/>
+      <w:pPr>
+        <w:ind w:left="1440" w:hanging="360"/>
+      </w:pPr>
+    </w:lvl>
+    <w:lvl w:ilvl="2" w:tplc="042A001B" w:tentative="1">
+      <w:start w:val="1"/>
+      <w:numFmt w:val="lowerRoman"/>
+      <w:lvlText w:val="%3."/>
+      <w:lvlJc w:val="right"/>
+      <w:pPr>
+        <w:ind w:left="2160" w:hanging="180"/>
+      </w:pPr>
+    </w:lvl>
+    <w:lvl w:ilvl="3" w:tplc="042A000F" w:tentative="1">
+      <w:start w:val="1"/>
+      <w:numFmt w:val="decimal"/>
+      <w:lvlText w:val="%4."/>
+      <w:lvlJc w:val="left"/>
+      <w:pPr>
+        <w:ind w:left="2880" w:hanging="360"/>
+      </w:pPr>
+    </w:lvl>
+    <w:lvl w:ilvl="4" w:tplc="042A0019" w:tentative="1">
+      <w:start w:val="1"/>
+      <w:numFmt w:val="lowerLetter"/>
+      <w:lvlText w:val="%5."/>
+      <w:lvlJc w:val="left"/>
+      <w:pPr>
+        <w:ind w:left="3600" w:hanging="360"/>
+      </w:pPr>
+    </w:lvl>
+    <w:lvl w:ilvl="5" w:tplc="042A001B" w:tentative="1">
+      <w:start w:val="1"/>
+      <w:numFmt w:val="lowerRoman"/>
+      <w:lvlText w:val="%6."/>
+      <w:lvlJc w:val="right"/>
+      <w:pPr>
+        <w:ind w:left="4320" w:hanging="180"/>
+      </w:pPr>
+    </w:lvl>
+    <w:lvl w:ilvl="6" w:tplc="042A000F" w:tentative="1">
+      <w:start w:val="1"/>
+      <w:numFmt w:val="decimal"/>
+      <w:lvlText w:val="%7."/>
+      <w:lvlJc w:val="left"/>
+      <w:pPr>
+        <w:ind w:left="5040" w:hanging="360"/>
+      </w:pPr>
+    </w:lvl>
+    <w:lvl w:ilvl="7" w:tplc="042A0019" w:tentative="1">
+      <w:start w:val="1"/>
+      <w:numFmt w:val="lowerLetter"/>
+      <w:lvlText w:val="%8."/>
+      <w:lvlJc w:val="left"/>
+      <w:pPr>
+        <w:ind w:left="5760" w:hanging="360"/>
+      </w:pPr>
+    </w:lvl>
+    <w:lvl w:ilvl="8" w:tplc="042A001B" w:tentative="1">
+      <w:start w:val="1"/>
+      <w:numFmt w:val="lowerRoman"/>
+      <w:lvlText w:val="%9."/>
+      <w:lvlJc w:val="right"/>
+      <w:pPr>
+        <w:ind w:left="6480" w:hanging="180"/>
+      </w:pPr>
+    </w:lvl>
+  </w:abstractNum>
+  <w:abstractNum w:abstractNumId="5" w15:restartNumberingAfterBreak="0">
     <w:nsid w:val="3DF9427B"/>
     <w:multiLevelType w:val="hybridMultilevel"/>
     <w:tmpl w:val="34CE4DA2"/>
@@ -3547,7 +3355,7 @@
       </w:pPr>
     </w:lvl>
   </w:abstractNum>
-  <w:abstractNum w:abstractNumId="4" w15:restartNumberingAfterBreak="0">
+  <w:abstractNum w:abstractNumId="6" w15:restartNumberingAfterBreak="0">
     <w:nsid w:val="46515C8E"/>
     <w:multiLevelType w:val="hybridMultilevel"/>
     <w:tmpl w:val="1B48D9C2"/>
@@ -3634,7 +3442,7 @@
       </w:pPr>
     </w:lvl>
   </w:abstractNum>
-  <w:abstractNum w:abstractNumId="5" w15:restartNumberingAfterBreak="0">
+  <w:abstractNum w:abstractNumId="7" w15:restartNumberingAfterBreak="0">
     <w:nsid w:val="6F9025F5"/>
     <w:multiLevelType w:val="hybridMultilevel"/>
     <w:tmpl w:val="6E10FA38"/>
@@ -3722,28 +3530,34 @@
     </w:lvl>
   </w:abstractNum>
   <w:num w:numId="1" w16cid:durableId="1398363006">
-    <w:abstractNumId w:val="1"/>
+    <w:abstractNumId w:val="2"/>
   </w:num>
   <w:num w:numId="2" w16cid:durableId="1987511512">
     <w:abstractNumId w:val="0"/>
   </w:num>
   <w:num w:numId="3" w16cid:durableId="1748844165">
+    <w:abstractNumId w:val="6"/>
+  </w:num>
+  <w:num w:numId="4" w16cid:durableId="1571580637">
+    <w:abstractNumId w:val="7"/>
+  </w:num>
+  <w:num w:numId="5" w16cid:durableId="1732386342">
+    <w:abstractNumId w:val="7"/>
+  </w:num>
+  <w:num w:numId="6" w16cid:durableId="394204481">
+    <w:abstractNumId w:val="7"/>
+  </w:num>
+  <w:num w:numId="7" w16cid:durableId="939483924">
+    <w:abstractNumId w:val="5"/>
+  </w:num>
+  <w:num w:numId="8" w16cid:durableId="2071728633">
+    <w:abstractNumId w:val="3"/>
+  </w:num>
+  <w:num w:numId="9" w16cid:durableId="2056463843">
     <w:abstractNumId w:val="4"/>
   </w:num>
-  <w:num w:numId="4" w16cid:durableId="1571580637">
-    <w:abstractNumId w:val="5"/>
-  </w:num>
-  <w:num w:numId="5" w16cid:durableId="1732386342">
-    <w:abstractNumId w:val="5"/>
-  </w:num>
-  <w:num w:numId="6" w16cid:durableId="394204481">
-    <w:abstractNumId w:val="5"/>
-  </w:num>
-  <w:num w:numId="7" w16cid:durableId="939483924">
-    <w:abstractNumId w:val="3"/>
-  </w:num>
-  <w:num w:numId="8" w16cid:durableId="2071728633">
-    <w:abstractNumId w:val="2"/>
+  <w:num w:numId="10" w16cid:durableId="1470169910">
+    <w:abstractNumId w:val="1"/>
   </w:num>
 </w:numbering>
 </file>
